--- a/livrables-IGPDE-2026-102846/Formateur/documents-administratifs-igpde/102846PL-v2.docx
+++ b/livrables-IGPDE-2026-102846/Formateur/documents-administratifs-igpde/102846PL-v2.docx
@@ -102,18 +102,6 @@
     </w:p>
     <w:p>
       <w:pPr>
-        <w:pStyle w:val="Compact"/>
-        <w:numPr>
-          <w:ilvl w:val="0"/>
-          <w:numId w:val="2"/>
-        </w:numPr>
-      </w:pPr>
-      <w:r>
-        <w:t>Retour sur les points clés</w:t>
-      </w:r>
-    </w:p>
-    <w:p>
-      <w:pPr>
         <w:pStyle w:val="Titre2"/>
       </w:pPr>
       <w:bookmarkStart w:id="2" w:name="X5659d0688bca81df0102e19c10f0fea9d9d427e"/>
@@ -202,6 +190,18 @@
       </w:pPr>
       <w:r>
         <w:t>Présentation et démonstration des principales évaluations rapides</w:t>
+      </w:r>
+    </w:p>
+    <w:p>
+      <w:pPr>
+        <w:pStyle w:val="Compact"/>
+        <w:numPr>
+          <w:ilvl w:val="0"/>
+          <w:numId w:val="4"/>
+        </w:numPr>
+      </w:pPr>
+      <w:r>
+        <w:t>Audit en binôme du site d’exercice et restitution dans la grille d’audit</w:t>
       </w:r>
     </w:p>
     <w:p>
